--- a/2026 الى 2027/خطط القسم 2027/الخطة الاجرائية للتحصيل الاكاديمي -قسم الكيمياء 2027/2027تحصيل جديدة/متابعة التحصيل/التحصيل الأكاديمي - الكيمياء 2027متابعة2   نوفمبر.docx
+++ b/2026 الى 2027/خطط القسم 2027/الخطة الاجرائية للتحصيل الاكاديمي -قسم الكيمياء 2027/2027تحصيل جديدة/متابعة التحصيل/التحصيل الأكاديمي - الكيمياء 2027متابعة2   نوفمبر.docx
@@ -279,7 +279,7 @@
           <w:rtl/>
           <w:lang w:bidi="ar-QA"/>
         </w:rPr>
-        <w:t>6</w:t>
+        <w:t>7</w:t>
       </w:r>
       <w:r>
         <w:rPr>
@@ -329,7 +329,7 @@
           <w:rtl/>
           <w:lang w:bidi="ar-QA"/>
         </w:rPr>
-        <w:t>5</w:t>
+        <w:t>6</w:t>
       </w:r>
       <w:r>
         <w:rPr>
@@ -11109,7 +11109,7 @@
           <w:szCs w:val="28"/>
           <w:rtl/>
         </w:rPr>
-        <w:t>6</w:t>
+        <w:t>7</w:t>
       </w:r>
       <w:r>
         <w:rPr>
